--- a/physics_course/word/lesson10.docx
+++ b/physics_course/word/lesson10.docx
@@ -21,7 +21,89 @@
         <w:rPr>
           <w:sz w:val="24"/>
         </w:rPr>
-        <w:t>ข้อ p1_l10_001: เสียงเดินทางในอากาศที่อุณหภูมิ 25°C ด้วยอัตราเร็วประมาณเท่าใด</w:t>
+        <w:t>1. เสียงเดินทางในอากาศที่อุณหภูมิ 25°C ด้วยอัตราเร็วประมาณเท่าใด</w:t>
+      </w:r>
+    </w:p>
+    <w:p>
+      <w:pPr>
+        <w:ind w:left="720"/>
+      </w:pPr>
+      <w:r>
+        <w:t xml:space="preserve">    1. ก</w:t>
+      </w:r>
+    </w:p>
+    <w:p>
+      <w:pPr>
+        <w:ind w:left="720"/>
+      </w:pPr>
+      <w:r>
+        <w:t xml:space="preserve">    2. ข</w:t>
+      </w:r>
+    </w:p>
+    <w:p>
+      <w:pPr>
+        <w:ind w:left="720"/>
+      </w:pPr>
+      <w:r>
+        <w:t xml:space="preserve">    3. ค</w:t>
+      </w:r>
+    </w:p>
+    <w:p>
+      <w:pPr>
+        <w:ind w:left="720"/>
+      </w:pPr>
+      <w:r>
+        <w:t xml:space="preserve">    4. ง</w:t>
+      </w:r>
+    </w:p>
+    <w:p/>
+    <w:p>
+      <w:r>
+        <w:rPr>
+          <w:sz w:val="24"/>
+        </w:rPr>
+        <w:t>2. เสียงที่มนุษย์ได้ยินมีความถี่ในช่วงใด</w:t>
+      </w:r>
+    </w:p>
+    <w:p>
+      <w:pPr>
+        <w:ind w:left="720"/>
+      </w:pPr>
+      <w:r>
+        <w:t xml:space="preserve">    1. ก</w:t>
+      </w:r>
+    </w:p>
+    <w:p>
+      <w:pPr>
+        <w:ind w:left="720"/>
+      </w:pPr>
+      <w:r>
+        <w:t xml:space="preserve">    2. ข</w:t>
+      </w:r>
+    </w:p>
+    <w:p>
+      <w:pPr>
+        <w:ind w:left="720"/>
+      </w:pPr>
+      <w:r>
+        <w:t xml:space="preserve">    3. ค</w:t>
+      </w:r>
+    </w:p>
+    <w:p>
+      <w:pPr>
+        <w:ind w:left="720"/>
+      </w:pPr>
+      <w:r>
+        <w:t xml:space="preserve">    4. ง</w:t>
+      </w:r>
+    </w:p>
+    <w:p/>
+    <w:p>
+      <w:r>
+        <w:rPr>
+          <w:sz w:val="24"/>
+        </w:rPr>
+        <w:t>3. เมื่อรถพยุมยางเสียงดังเข้าหาผู้สังเกตที่อยู่กับที่ ผู้สังเกตจะได้ยินเสียงอย่างไร</w:t>
       </w:r>
     </w:p>
     <w:p>
@@ -37,7 +119,7 @@
               <a:graphicData uri="http://schemas.openxmlformats.org/drawingml/2006/picture">
                 <pic:pic>
                   <pic:nvPicPr>
-                    <pic:cNvPr id="0" name="physics_img_q1_l10_001.png"/>
+                    <pic:cNvPr id="0" name="physics_img_3.png"/>
                     <pic:cNvPicPr/>
                   </pic:nvPicPr>
                   <pic:blipFill>
@@ -63,38 +145,34 @@
     <w:p/>
     <w:p>
       <w:pPr>
-        <w:pStyle w:val="ListBullet"/>
         <w:ind w:left="720"/>
       </w:pPr>
       <w:r>
-        <w:t xml:space="preserve">    ก</w:t>
+        <w:t xml:space="preserve">    1. ก</w:t>
       </w:r>
     </w:p>
     <w:p>
       <w:pPr>
-        <w:pStyle w:val="ListBullet"/>
         <w:ind w:left="720"/>
       </w:pPr>
       <w:r>
-        <w:t xml:space="preserve">    ข</w:t>
+        <w:t xml:space="preserve">    2. ข</w:t>
       </w:r>
     </w:p>
     <w:p>
       <w:pPr>
-        <w:pStyle w:val="ListBullet"/>
         <w:ind w:left="720"/>
       </w:pPr>
       <w:r>
-        <w:t xml:space="preserve">    ค</w:t>
+        <w:t xml:space="preserve">    3. ค</w:t>
       </w:r>
     </w:p>
     <w:p>
       <w:pPr>
-        <w:pStyle w:val="ListBullet"/>
         <w:ind w:left="720"/>
       </w:pPr>
       <w:r>
-        <w:t xml:space="preserve">    ง</w:t>
+        <w:t xml:space="preserve">    4. ง</w:t>
       </w:r>
     </w:p>
     <w:p/>
@@ -103,43 +181,39 @@
         <w:rPr>
           <w:sz w:val="24"/>
         </w:rPr>
-        <w:t>ข้อ p1_l10_002: เสียงที่มนุษย์ได้ยินมีความถี่ในช่วงใด</w:t>
+        <w:t>4. ระดับเสียง 60 dB มีความเข้มเท่ากับกี่เท่าของระดับเสียง 0 dB</w:t>
       </w:r>
     </w:p>
     <w:p>
       <w:pPr>
-        <w:pStyle w:val="ListBullet"/>
         <w:ind w:left="720"/>
       </w:pPr>
       <w:r>
-        <w:t xml:space="preserve">    ก</w:t>
+        <w:t xml:space="preserve">    1. ก</w:t>
       </w:r>
     </w:p>
     <w:p>
       <w:pPr>
-        <w:pStyle w:val="ListBullet"/>
         <w:ind w:left="720"/>
       </w:pPr>
       <w:r>
-        <w:t xml:space="preserve">    ข</w:t>
+        <w:t xml:space="preserve">    2. ข</w:t>
       </w:r>
     </w:p>
     <w:p>
       <w:pPr>
-        <w:pStyle w:val="ListBullet"/>
         <w:ind w:left="720"/>
       </w:pPr>
       <w:r>
-        <w:t xml:space="preserve">    ค</w:t>
+        <w:t xml:space="preserve">    3. ค</w:t>
       </w:r>
     </w:p>
     <w:p>
       <w:pPr>
-        <w:pStyle w:val="ListBullet"/>
         <w:ind w:left="720"/>
       </w:pPr>
       <w:r>
-        <w:t xml:space="preserve">    ง</w:t>
+        <w:t xml:space="preserve">    4. ง</w:t>
       </w:r>
     </w:p>
     <w:p/>
@@ -148,43 +222,39 @@
         <w:rPr>
           <w:sz w:val="24"/>
         </w:rPr>
-        <w:t>ข้อ p1_l10_003: เมื่อรถพยุมยางเสียงดังเข้าหาผู้สังเกตที่อยู่กับที่ ผู้สังเกตจะได้ยินเสียงอย่างไร</w:t>
+        <w:t>5. แหล่งเสียงความถี่ 500 Hz เคลื่อนที่ด้วยความเร็ว 30 m/s เข้าหาผู้สังเกตที่อยู่กับที่ ความถี่ที่ผู้สังเกตได้ยินเป็นเท่าใด (v = 340 m/s)</w:t>
       </w:r>
     </w:p>
     <w:p>
       <w:pPr>
-        <w:pStyle w:val="ListBullet"/>
         <w:ind w:left="720"/>
       </w:pPr>
       <w:r>
-        <w:t xml:space="preserve">    ก</w:t>
+        <w:t xml:space="preserve">    1. ก</w:t>
       </w:r>
     </w:p>
     <w:p>
       <w:pPr>
-        <w:pStyle w:val="ListBullet"/>
         <w:ind w:left="720"/>
       </w:pPr>
       <w:r>
-        <w:t xml:space="preserve">    ข</w:t>
+        <w:t xml:space="preserve">    2. ข</w:t>
       </w:r>
     </w:p>
     <w:p>
       <w:pPr>
-        <w:pStyle w:val="ListBullet"/>
         <w:ind w:left="720"/>
       </w:pPr>
       <w:r>
-        <w:t xml:space="preserve">    ค</w:t>
+        <w:t xml:space="preserve">    3. ค</w:t>
       </w:r>
     </w:p>
     <w:p>
       <w:pPr>
-        <w:pStyle w:val="ListBullet"/>
         <w:ind w:left="720"/>
       </w:pPr>
       <w:r>
-        <w:t xml:space="preserve">    ง</w:t>
+        <w:t xml:space="preserve">    4. ง</w:t>
       </w:r>
     </w:p>
     <w:p/>
@@ -193,43 +263,39 @@
         <w:rPr>
           <w:sz w:val="24"/>
         </w:rPr>
-        <w:t>ข้อ p1_l10_004: ระดับเสียง 60 dB มีความเข้มเท่ากับกี่เท่าของระดับเสียง 0 dB</w:t>
+        <w:t>6. คลื่นเสียงความถี่ 256 Hz มีความยาวคลื่นเท่าใดในอากาศ (v = 340 m/s)</w:t>
       </w:r>
     </w:p>
     <w:p>
       <w:pPr>
-        <w:pStyle w:val="ListBullet"/>
         <w:ind w:left="720"/>
       </w:pPr>
       <w:r>
-        <w:t xml:space="preserve">    ก</w:t>
+        <w:t xml:space="preserve">    1. ก</w:t>
       </w:r>
     </w:p>
     <w:p>
       <w:pPr>
-        <w:pStyle w:val="ListBullet"/>
         <w:ind w:left="720"/>
       </w:pPr>
       <w:r>
-        <w:t xml:space="preserve">    ข</w:t>
+        <w:t xml:space="preserve">    2. ข</w:t>
       </w:r>
     </w:p>
     <w:p>
       <w:pPr>
-        <w:pStyle w:val="ListBullet"/>
         <w:ind w:left="720"/>
       </w:pPr>
       <w:r>
-        <w:t xml:space="preserve">    ค</w:t>
+        <w:t xml:space="preserve">    3. ค</w:t>
       </w:r>
     </w:p>
     <w:p>
       <w:pPr>
-        <w:pStyle w:val="ListBullet"/>
         <w:ind w:left="720"/>
       </w:pPr>
       <w:r>
-        <w:t xml:space="preserve">    ง</w:t>
+        <w:t xml:space="preserve">    4. ง</w:t>
       </w:r>
     </w:p>
     <w:p/>
@@ -238,367 +304,7 @@
         <w:rPr>
           <w:sz w:val="24"/>
         </w:rPr>
-        <w:t>ข้อ p1_l10_005: แหล่งเสียงความถี่ 500 Hz เคลื่อนที่ด้วยความเร็ว 30 m/s เข้าหาผู้สังเกตที่อยู่กับที่ ความถี่ที่ผู้สังเกตได้ยินเป็นเท่าใด (v = 340 m/s)</w:t>
-      </w:r>
-    </w:p>
-    <w:p>
-      <w:pPr>
-        <w:pStyle w:val="ListBullet"/>
-        <w:ind w:left="720"/>
-      </w:pPr>
-      <w:r>
-        <w:t xml:space="preserve">    ก</w:t>
-      </w:r>
-    </w:p>
-    <w:p>
-      <w:pPr>
-        <w:pStyle w:val="ListBullet"/>
-        <w:ind w:left="720"/>
-      </w:pPr>
-      <w:r>
-        <w:t xml:space="preserve">    ข</w:t>
-      </w:r>
-    </w:p>
-    <w:p>
-      <w:pPr>
-        <w:pStyle w:val="ListBullet"/>
-        <w:ind w:left="720"/>
-      </w:pPr>
-      <w:r>
-        <w:t xml:space="preserve">    ค</w:t>
-      </w:r>
-    </w:p>
-    <w:p>
-      <w:pPr>
-        <w:pStyle w:val="ListBullet"/>
-        <w:ind w:left="720"/>
-      </w:pPr>
-      <w:r>
-        <w:t xml:space="preserve">    ง</w:t>
-      </w:r>
-    </w:p>
-    <w:p/>
-    <w:p>
-      <w:r>
-        <w:rPr>
-          <w:sz w:val="24"/>
-        </w:rPr>
-        <w:t>ข้อ p1_l10_006: คลื่นเสียงความถี่ 256 Hz มีความยาวคลื่นเท่าใดในอากาศ (v = 340 m/s)</w:t>
-      </w:r>
-    </w:p>
-    <w:p>
-      <w:pPr>
-        <w:pStyle w:val="ListBullet"/>
-        <w:ind w:left="720"/>
-      </w:pPr>
-      <w:r>
-        <w:t xml:space="preserve">    ก</w:t>
-      </w:r>
-    </w:p>
-    <w:p>
-      <w:pPr>
-        <w:pStyle w:val="ListBullet"/>
-        <w:ind w:left="720"/>
-      </w:pPr>
-      <w:r>
-        <w:t xml:space="preserve">    ข</w:t>
-      </w:r>
-    </w:p>
-    <w:p>
-      <w:pPr>
-        <w:pStyle w:val="ListBullet"/>
-        <w:ind w:left="720"/>
-      </w:pPr>
-      <w:r>
-        <w:t xml:space="preserve">    ค</w:t>
-      </w:r>
-    </w:p>
-    <w:p>
-      <w:pPr>
-        <w:pStyle w:val="ListBullet"/>
-        <w:ind w:left="720"/>
-      </w:pPr>
-      <w:r>
-        <w:t xml:space="preserve">    ง</w:t>
-      </w:r>
-    </w:p>
-    <w:p/>
-    <w:p>
-      <w:r>
-        <w:rPr>
-          <w:sz w:val="24"/>
-        </w:rPr>
-        <w:t>ข้อ p1_l10_007: ข้อใดต่อไปนี้ไม่ใช่ปัจจัยที่มีผลต่ออัตราเร็วเสียงในอากาศ</w:t>
-      </w:r>
-    </w:p>
-    <w:p>
-      <w:pPr>
-        <w:pStyle w:val="ListBullet"/>
-        <w:ind w:left="720"/>
-      </w:pPr>
-      <w:r>
-        <w:t xml:space="preserve">    ก</w:t>
-      </w:r>
-    </w:p>
-    <w:p>
-      <w:pPr>
-        <w:pStyle w:val="ListBullet"/>
-        <w:ind w:left="720"/>
-      </w:pPr>
-      <w:r>
-        <w:t xml:space="preserve">    ข</w:t>
-      </w:r>
-    </w:p>
-    <w:p>
-      <w:pPr>
-        <w:pStyle w:val="ListBullet"/>
-        <w:ind w:left="720"/>
-      </w:pPr>
-      <w:r>
-        <w:t xml:space="preserve">    ค</w:t>
-      </w:r>
-    </w:p>
-    <w:p>
-      <w:pPr>
-        <w:pStyle w:val="ListBullet"/>
-        <w:ind w:left="720"/>
-      </w:pPr>
-      <w:r>
-        <w:t xml:space="preserve">    ง</w:t>
-      </w:r>
-    </w:p>
-    <w:p/>
-    <w:p>
-      <w:r>
-        <w:rPr>
-          <w:sz w:val="24"/>
-        </w:rPr>
-        <w:t>ข้อ p1_l10_008: เครื่องดนตรีชนิดใดที่ให้เสียงความถี่พื้นฐานสูงสุด</w:t>
-      </w:r>
-    </w:p>
-    <w:p>
-      <w:pPr>
-        <w:pStyle w:val="ListBullet"/>
-        <w:ind w:left="720"/>
-      </w:pPr>
-      <w:r>
-        <w:t xml:space="preserve">    ก</w:t>
-      </w:r>
-    </w:p>
-    <w:p>
-      <w:pPr>
-        <w:pStyle w:val="ListBullet"/>
-        <w:ind w:left="720"/>
-      </w:pPr>
-      <w:r>
-        <w:t xml:space="preserve">    ข</w:t>
-      </w:r>
-    </w:p>
-    <w:p>
-      <w:pPr>
-        <w:pStyle w:val="ListBullet"/>
-        <w:ind w:left="720"/>
-      </w:pPr>
-      <w:r>
-        <w:t xml:space="preserve">    ค</w:t>
-      </w:r>
-    </w:p>
-    <w:p>
-      <w:pPr>
-        <w:pStyle w:val="ListBullet"/>
-        <w:ind w:left="720"/>
-      </w:pPr>
-      <w:r>
-        <w:t xml:space="preserve">    ง</w:t>
-      </w:r>
-    </w:p>
-    <w:p/>
-    <w:p>
-      <w:r>
-        <w:rPr>
-          <w:sz w:val="24"/>
-        </w:rPr>
-        <w:t>ข้อ p1_l10_009: รถไฟเคลื่อนที่ด้วยความเร็ว 40 m/s ส่งเสียงนกหวีดความถี่ 400 Hz อัตราเร็วเสียง 340 m/s ความถี่ที่คนบนรถไฟได้ยินจะเป็นอย่างไร</w:t>
-      </w:r>
-    </w:p>
-    <w:p>
-      <w:pPr>
-        <w:pStyle w:val="ListBullet"/>
-        <w:ind w:left="720"/>
-      </w:pPr>
-      <w:r>
-        <w:t xml:space="preserve">    ก</w:t>
-      </w:r>
-    </w:p>
-    <w:p>
-      <w:pPr>
-        <w:pStyle w:val="ListBullet"/>
-        <w:ind w:left="720"/>
-      </w:pPr>
-      <w:r>
-        <w:t xml:space="preserve">    ข</w:t>
-      </w:r>
-    </w:p>
-    <w:p>
-      <w:pPr>
-        <w:pStyle w:val="ListBullet"/>
-        <w:ind w:left="720"/>
-      </w:pPr>
-      <w:r>
-        <w:t xml:space="preserve">    ค</w:t>
-      </w:r>
-    </w:p>
-    <w:p>
-      <w:pPr>
-        <w:pStyle w:val="ListBullet"/>
-        <w:ind w:left="720"/>
-      </w:pPr>
-      <w:r>
-        <w:t xml:space="preserve">    ง</w:t>
-      </w:r>
-    </w:p>
-    <w:p/>
-    <w:p>
-      <w:r>
-        <w:rPr>
-          <w:sz w:val="24"/>
-        </w:rPr>
-        <w:t>ข้อ p1_l10_010: ระดับเสียงเพิ่มขึ้นจาก 40 dB เป็น 60 dB ความเข้มเสียงเพิ่มขึ้นกี่เท่า</w:t>
-      </w:r>
-    </w:p>
-    <w:p>
-      <w:pPr>
-        <w:pStyle w:val="ListBullet"/>
-        <w:ind w:left="720"/>
-      </w:pPr>
-      <w:r>
-        <w:t xml:space="preserve">    ก</w:t>
-      </w:r>
-    </w:p>
-    <w:p>
-      <w:pPr>
-        <w:pStyle w:val="ListBullet"/>
-        <w:ind w:left="720"/>
-      </w:pPr>
-      <w:r>
-        <w:t xml:space="preserve">    ข</w:t>
-      </w:r>
-    </w:p>
-    <w:p>
-      <w:pPr>
-        <w:pStyle w:val="ListBullet"/>
-        <w:ind w:left="720"/>
-      </w:pPr>
-      <w:r>
-        <w:t xml:space="preserve">    ค</w:t>
-      </w:r>
-    </w:p>
-    <w:p>
-      <w:pPr>
-        <w:pStyle w:val="ListBullet"/>
-        <w:ind w:left="720"/>
-      </w:pPr>
-      <w:r>
-        <w:t xml:space="preserve">    ง</w:t>
-      </w:r>
-    </w:p>
-    <w:p/>
-    <w:p>
-      <w:r>
-        <w:rPr>
-          <w:sz w:val="24"/>
-        </w:rPr>
-        <w:t>ข้อ p1_l10_011: เสียงเดินทางในของเหลวเร็วกว่าในแก๊ส เพราะเหตุใด</w:t>
-      </w:r>
-    </w:p>
-    <w:p>
-      <w:pPr>
-        <w:pStyle w:val="ListBullet"/>
-        <w:ind w:left="720"/>
-      </w:pPr>
-      <w:r>
-        <w:t xml:space="preserve">    ก</w:t>
-      </w:r>
-    </w:p>
-    <w:p>
-      <w:pPr>
-        <w:pStyle w:val="ListBullet"/>
-        <w:ind w:left="720"/>
-      </w:pPr>
-      <w:r>
-        <w:t xml:space="preserve">    ข</w:t>
-      </w:r>
-    </w:p>
-    <w:p>
-      <w:pPr>
-        <w:pStyle w:val="ListBullet"/>
-        <w:ind w:left="720"/>
-      </w:pPr>
-      <w:r>
-        <w:t xml:space="preserve">    ค</w:t>
-      </w:r>
-    </w:p>
-    <w:p>
-      <w:pPr>
-        <w:pStyle w:val="ListBullet"/>
-        <w:ind w:left="720"/>
-      </w:pPr>
-      <w:r>
-        <w:t xml:space="preserve">    ง</w:t>
-      </w:r>
-    </w:p>
-    <w:p/>
-    <w:p>
-      <w:r>
-        <w:rPr>
-          <w:sz w:val="24"/>
-        </w:rPr>
-        <w:t>ข้อ p1_l10_012: รถพยุมยางเสียงดังความถี่ 300 Hz วิ่งเข้าหาผู้สังเกตด้วยความเร็ว 25 m/s ห่างจากผู้สังเกต 500 m ความถี่ที่ผู้สังเกตได้ยินขณะรถเข้าใกล้เป็นเท่าใด (v = 340 m/s)</w:t>
-      </w:r>
-    </w:p>
-    <w:p>
-      <w:pPr>
-        <w:pStyle w:val="ListBullet"/>
-        <w:ind w:left="720"/>
-      </w:pPr>
-      <w:r>
-        <w:t xml:space="preserve">    ก</w:t>
-      </w:r>
-    </w:p>
-    <w:p>
-      <w:pPr>
-        <w:pStyle w:val="ListBullet"/>
-        <w:ind w:left="720"/>
-      </w:pPr>
-      <w:r>
-        <w:t xml:space="preserve">    ข</w:t>
-      </w:r>
-    </w:p>
-    <w:p>
-      <w:pPr>
-        <w:pStyle w:val="ListBullet"/>
-        <w:ind w:left="720"/>
-      </w:pPr>
-      <w:r>
-        <w:t xml:space="preserve">    ค</w:t>
-      </w:r>
-    </w:p>
-    <w:p>
-      <w:pPr>
-        <w:pStyle w:val="ListBullet"/>
-        <w:ind w:left="720"/>
-      </w:pPr>
-      <w:r>
-        <w:t xml:space="preserve">    ง</w:t>
-      </w:r>
-    </w:p>
-    <w:p/>
-    <w:p>
-      <w:r>
-        <w:rPr>
-          <w:sz w:val="24"/>
-        </w:rPr>
-        <w:t>ข้อ p1_l10_013: หน่วยเดซิเบล (dB) ใช้วัดอะไร</w:t>
+        <w:t>7. ข้อใดต่อไปนี้ไม่ใช่ปัจจัยที่มีผลต่ออัตราเร็วเสียงในอากาศ</w:t>
       </w:r>
     </w:p>
     <w:p>
@@ -614,7 +320,733 @@
               <a:graphicData uri="http://schemas.openxmlformats.org/drawingml/2006/picture">
                 <pic:pic>
                   <pic:nvPicPr>
-                    <pic:cNvPr id="0" name="physics_img_q1_l10_001.png"/>
+                    <pic:cNvPr id="0" name="physics_img_7.png"/>
+                    <pic:cNvPicPr/>
+                  </pic:nvPicPr>
+                  <pic:blipFill>
+                    <a:blip r:embed="rId10"/>
+                    <a:stretch>
+                      <a:fillRect/>
+                    </a:stretch>
+                  </pic:blipFill>
+                  <pic:spPr>
+                    <a:xfrm>
+                      <a:off x="0" y="0"/>
+                      <a:ext cx="1828800" cy="1359877"/>
+                    </a:xfrm>
+                    <a:prstGeom prst="rect"/>
+                  </pic:spPr>
+                </pic:pic>
+              </a:graphicData>
+            </a:graphic>
+          </wp:inline>
+        </w:drawing>
+      </w:r>
+    </w:p>
+    <w:p/>
+    <w:p>
+      <w:pPr>
+        <w:ind w:left="720"/>
+      </w:pPr>
+      <w:r>
+        <w:t xml:space="preserve">    1. ก</w:t>
+      </w:r>
+    </w:p>
+    <w:p>
+      <w:pPr>
+        <w:ind w:left="720"/>
+      </w:pPr>
+      <w:r>
+        <w:t xml:space="preserve">    2. ข</w:t>
+      </w:r>
+    </w:p>
+    <w:p>
+      <w:pPr>
+        <w:ind w:left="720"/>
+      </w:pPr>
+      <w:r>
+        <w:t xml:space="preserve">    3. ค</w:t>
+      </w:r>
+    </w:p>
+    <w:p>
+      <w:pPr>
+        <w:ind w:left="720"/>
+      </w:pPr>
+      <w:r>
+        <w:t xml:space="preserve">    4. ง</w:t>
+      </w:r>
+    </w:p>
+    <w:p/>
+    <w:p>
+      <w:r>
+        <w:rPr>
+          <w:sz w:val="24"/>
+        </w:rPr>
+        <w:t>8. เครื่องดนตรีชนิดใดที่ให้เสียงความถี่พื้นฐานสูงสุด</w:t>
+      </w:r>
+    </w:p>
+    <w:p>
+      <w:pPr>
+        <w:ind w:left="720"/>
+      </w:pPr>
+      <w:r>
+        <w:t xml:space="preserve">    1. ก</w:t>
+      </w:r>
+    </w:p>
+    <w:p>
+      <w:pPr>
+        <w:ind w:left="720"/>
+      </w:pPr>
+      <w:r>
+        <w:t xml:space="preserve">    2. ข</w:t>
+      </w:r>
+    </w:p>
+    <w:p>
+      <w:pPr>
+        <w:ind w:left="720"/>
+      </w:pPr>
+      <w:r>
+        <w:t xml:space="preserve">    3. ค</w:t>
+      </w:r>
+    </w:p>
+    <w:p>
+      <w:pPr>
+        <w:ind w:left="720"/>
+      </w:pPr>
+      <w:r>
+        <w:t xml:space="preserve">    4. ง</w:t>
+      </w:r>
+    </w:p>
+    <w:p/>
+    <w:p>
+      <w:r>
+        <w:rPr>
+          <w:sz w:val="24"/>
+        </w:rPr>
+        <w:t>9. รถไฟเคลื่อนที่ด้วยความเร็ว 40 m/s ส่งเสียงนกหวีดความถี่ 400 Hz อัตราเร็วเสียง 340 m/s ความถี่ที่คนบนรถไฟได้ยินจะเป็นอย่างไร</w:t>
+      </w:r>
+    </w:p>
+    <w:p>
+      <w:pPr>
+        <w:ind w:left="720"/>
+      </w:pPr>
+      <w:r>
+        <w:t xml:space="preserve">    1. ก</w:t>
+      </w:r>
+    </w:p>
+    <w:p>
+      <w:pPr>
+        <w:ind w:left="720"/>
+      </w:pPr>
+      <w:r>
+        <w:t xml:space="preserve">    2. ข</w:t>
+      </w:r>
+    </w:p>
+    <w:p>
+      <w:pPr>
+        <w:ind w:left="720"/>
+      </w:pPr>
+      <w:r>
+        <w:t xml:space="preserve">    3. ค</w:t>
+      </w:r>
+    </w:p>
+    <w:p>
+      <w:pPr>
+        <w:ind w:left="720"/>
+      </w:pPr>
+      <w:r>
+        <w:t xml:space="preserve">    4. ง</w:t>
+      </w:r>
+    </w:p>
+    <w:p/>
+    <w:p>
+      <w:r>
+        <w:rPr>
+          <w:sz w:val="24"/>
+        </w:rPr>
+        <w:t>10. ระดับเสียงเพิ่มขึ้นจาก 40 dB เป็น 60 dB ความเข้มเสียงเพิ่มขึ้นกี่เท่า</w:t>
+      </w:r>
+    </w:p>
+    <w:p>
+      <w:pPr>
+        <w:ind w:left="720"/>
+      </w:pPr>
+      <w:r>
+        <w:t xml:space="preserve">    1. ก</w:t>
+      </w:r>
+    </w:p>
+    <w:p>
+      <w:pPr>
+        <w:ind w:left="720"/>
+      </w:pPr>
+      <w:r>
+        <w:t xml:space="preserve">    2. ข</w:t>
+      </w:r>
+    </w:p>
+    <w:p>
+      <w:pPr>
+        <w:ind w:left="720"/>
+      </w:pPr>
+      <w:r>
+        <w:t xml:space="preserve">    3. ค</w:t>
+      </w:r>
+    </w:p>
+    <w:p>
+      <w:pPr>
+        <w:ind w:left="720"/>
+      </w:pPr>
+      <w:r>
+        <w:t xml:space="preserve">    4. ง</w:t>
+      </w:r>
+    </w:p>
+    <w:p/>
+    <w:p>
+      <w:r>
+        <w:rPr>
+          <w:sz w:val="24"/>
+        </w:rPr>
+        <w:t>11. เสียงเดินทางในของเหลวเร็วกว่าในแก๊ส เพราะเหตุใด</w:t>
+      </w:r>
+    </w:p>
+    <w:p>
+      <w:pPr>
+        <w:ind w:left="720"/>
+      </w:pPr>
+      <w:r>
+        <w:t xml:space="preserve">    1. ก</w:t>
+      </w:r>
+    </w:p>
+    <w:p>
+      <w:pPr>
+        <w:ind w:left="720"/>
+      </w:pPr>
+      <w:r>
+        <w:t xml:space="preserve">    2. ข</w:t>
+      </w:r>
+    </w:p>
+    <w:p>
+      <w:pPr>
+        <w:ind w:left="720"/>
+      </w:pPr>
+      <w:r>
+        <w:t xml:space="preserve">    3. ค</w:t>
+      </w:r>
+    </w:p>
+    <w:p>
+      <w:pPr>
+        <w:ind w:left="720"/>
+      </w:pPr>
+      <w:r>
+        <w:t xml:space="preserve">    4. ง</w:t>
+      </w:r>
+    </w:p>
+    <w:p/>
+    <w:p>
+      <w:r>
+        <w:rPr>
+          <w:sz w:val="24"/>
+        </w:rPr>
+        <w:t>12. รถพยุมยางเสียงดังความถี่ 300 Hz วิ่งเข้าหาผู้สังเกตด้วยความเร็ว 25 m/s ห่างจากผู้สังเกต 500 m ความถี่ที่ผู้สังเกตได้ยินขณะรถเข้าใกล้เป็นเท่าใด (v = 340 m/s)</w:t>
+      </w:r>
+    </w:p>
+    <w:p>
+      <w:pPr>
+        <w:ind w:left="720"/>
+      </w:pPr>
+      <w:r>
+        <w:t xml:space="preserve">    1. ก</w:t>
+      </w:r>
+    </w:p>
+    <w:p>
+      <w:pPr>
+        <w:ind w:left="720"/>
+      </w:pPr>
+      <w:r>
+        <w:t xml:space="preserve">    2. ข</w:t>
+      </w:r>
+    </w:p>
+    <w:p>
+      <w:pPr>
+        <w:ind w:left="720"/>
+      </w:pPr>
+      <w:r>
+        <w:t xml:space="preserve">    3. ค</w:t>
+      </w:r>
+    </w:p>
+    <w:p>
+      <w:pPr>
+        <w:ind w:left="720"/>
+      </w:pPr>
+      <w:r>
+        <w:t xml:space="preserve">    4. ง</w:t>
+      </w:r>
+    </w:p>
+    <w:p/>
+    <w:p>
+      <w:r>
+        <w:rPr>
+          <w:sz w:val="24"/>
+        </w:rPr>
+        <w:t>13. หน่วยเดซิเบล (dB) ใช้วัดอะไร</w:t>
+      </w:r>
+    </w:p>
+    <w:p>
+      <w:pPr>
+        <w:ind w:left="720"/>
+      </w:pPr>
+      <w:r>
+        <w:t xml:space="preserve">    1. ก</w:t>
+      </w:r>
+    </w:p>
+    <w:p>
+      <w:pPr>
+        <w:ind w:left="720"/>
+      </w:pPr>
+      <w:r>
+        <w:t xml:space="preserve">    2. ข</w:t>
+      </w:r>
+    </w:p>
+    <w:p>
+      <w:pPr>
+        <w:ind w:left="720"/>
+      </w:pPr>
+      <w:r>
+        <w:t xml:space="preserve">    3. ค</w:t>
+      </w:r>
+    </w:p>
+    <w:p>
+      <w:pPr>
+        <w:ind w:left="720"/>
+      </w:pPr>
+      <w:r>
+        <w:t xml:space="preserve">    4. ง</w:t>
+      </w:r>
+    </w:p>
+    <w:p/>
+    <w:p>
+      <w:r>
+        <w:rPr>
+          <w:sz w:val="24"/>
+        </w:rPr>
+        <w:t>14. เสียงอัลตราซาวด์มีความถี่สูงกว่าเท่าใด</w:t>
+      </w:r>
+    </w:p>
+    <w:p>
+      <w:r>
+        <w:drawing>
+          <wp:inline xmlns:a="http://schemas.openxmlformats.org/drawingml/2006/main" xmlns:pic="http://schemas.openxmlformats.org/drawingml/2006/picture">
+            <wp:extent cx="1828800" cy="1359877"/>
+            <wp:docPr id="3" name="Picture 3"/>
+            <wp:cNvGraphicFramePr>
+              <a:graphicFrameLocks noChangeAspect="1"/>
+            </wp:cNvGraphicFramePr>
+            <a:graphic>
+              <a:graphicData uri="http://schemas.openxmlformats.org/drawingml/2006/picture">
+                <pic:pic>
+                  <pic:nvPicPr>
+                    <pic:cNvPr id="0" name="physics_img_14.png"/>
+                    <pic:cNvPicPr/>
+                  </pic:nvPicPr>
+                  <pic:blipFill>
+                    <a:blip r:embed="rId11"/>
+                    <a:stretch>
+                      <a:fillRect/>
+                    </a:stretch>
+                  </pic:blipFill>
+                  <pic:spPr>
+                    <a:xfrm>
+                      <a:off x="0" y="0"/>
+                      <a:ext cx="1828800" cy="1359877"/>
+                    </a:xfrm>
+                    <a:prstGeom prst="rect"/>
+                  </pic:spPr>
+                </pic:pic>
+              </a:graphicData>
+            </a:graphic>
+          </wp:inline>
+        </w:drawing>
+      </w:r>
+    </w:p>
+    <w:p/>
+    <w:p>
+      <w:pPr>
+        <w:ind w:left="720"/>
+      </w:pPr>
+      <w:r>
+        <w:t xml:space="preserve">    1. ก</w:t>
+      </w:r>
+    </w:p>
+    <w:p>
+      <w:pPr>
+        <w:ind w:left="720"/>
+      </w:pPr>
+      <w:r>
+        <w:t xml:space="preserve">    2. ข</w:t>
+      </w:r>
+    </w:p>
+    <w:p>
+      <w:pPr>
+        <w:ind w:left="720"/>
+      </w:pPr>
+      <w:r>
+        <w:t xml:space="preserve">    3. ค</w:t>
+      </w:r>
+    </w:p>
+    <w:p>
+      <w:pPr>
+        <w:ind w:left="720"/>
+      </w:pPr>
+      <w:r>
+        <w:t xml:space="preserve">    4. ง</w:t>
+      </w:r>
+    </w:p>
+    <w:p/>
+    <w:p>
+      <w:r>
+        <w:rPr>
+          <w:sz w:val="24"/>
+        </w:rPr>
+        <w:t>15. เมื่อแหล่งเสียงเคลื่อนที่ห่างออกจากผู้สังเกตที่อยู่กับที่ ความถี่ที่ได้ยินจะเป็นอย่างไร</w:t>
+      </w:r>
+    </w:p>
+    <w:p>
+      <w:pPr>
+        <w:ind w:left="720"/>
+      </w:pPr>
+      <w:r>
+        <w:t xml:space="preserve">    1. ก</w:t>
+      </w:r>
+    </w:p>
+    <w:p>
+      <w:pPr>
+        <w:ind w:left="720"/>
+      </w:pPr>
+      <w:r>
+        <w:t xml:space="preserve">    2. ข</w:t>
+      </w:r>
+    </w:p>
+    <w:p>
+      <w:pPr>
+        <w:ind w:left="720"/>
+      </w:pPr>
+      <w:r>
+        <w:t xml:space="preserve">    3. ค</w:t>
+      </w:r>
+    </w:p>
+    <w:p>
+      <w:pPr>
+        <w:ind w:left="720"/>
+      </w:pPr>
+      <w:r>
+        <w:t xml:space="preserve">    4. ง</w:t>
+      </w:r>
+    </w:p>
+    <w:p/>
+    <w:p>
+      <w:r>
+        <w:rPr>
+          <w:sz w:val="24"/>
+        </w:rPr>
+        <w:t>16. เสียงที่มนุษย์ได้ยินเกิดจากการสั่นของวัตถุในอากาศด้วยความถี่ประมาณเท่าใดจึงจะได้ยิน</w:t>
+      </w:r>
+    </w:p>
+    <w:p>
+      <w:pPr>
+        <w:ind w:left="720"/>
+      </w:pPr>
+      <w:r>
+        <w:t xml:space="preserve">    1. ก</w:t>
+      </w:r>
+    </w:p>
+    <w:p>
+      <w:pPr>
+        <w:ind w:left="720"/>
+      </w:pPr>
+      <w:r>
+        <w:t xml:space="preserve">    2. ข</w:t>
+      </w:r>
+    </w:p>
+    <w:p>
+      <w:pPr>
+        <w:ind w:left="720"/>
+      </w:pPr>
+      <w:r>
+        <w:t xml:space="preserve">    3. ค</w:t>
+      </w:r>
+    </w:p>
+    <w:p>
+      <w:pPr>
+        <w:ind w:left="720"/>
+      </w:pPr>
+      <w:r>
+        <w:t xml:space="preserve">    4. ง</w:t>
+      </w:r>
+    </w:p>
+    <w:p/>
+    <w:p>
+      <w:r>
+        <w:rPr>
+          <w:sz w:val="24"/>
+        </w:rPr>
+        <w:t>17. ระดับเสียง 80 dB มีความเข้มเป็นกี่เท่าของ 50 dB</w:t>
+      </w:r>
+    </w:p>
+    <w:p>
+      <w:pPr>
+        <w:ind w:left="720"/>
+      </w:pPr>
+      <w:r>
+        <w:t xml:space="preserve">    1. ก</w:t>
+      </w:r>
+    </w:p>
+    <w:p>
+      <w:pPr>
+        <w:ind w:left="720"/>
+      </w:pPr>
+      <w:r>
+        <w:t xml:space="preserve">    2. ข</w:t>
+      </w:r>
+    </w:p>
+    <w:p>
+      <w:pPr>
+        <w:ind w:left="720"/>
+      </w:pPr>
+      <w:r>
+        <w:t xml:space="preserve">    3. ค</w:t>
+      </w:r>
+    </w:p>
+    <w:p>
+      <w:pPr>
+        <w:ind w:left="720"/>
+      </w:pPr>
+      <w:r>
+        <w:t xml:space="preserve">    4. ง</w:t>
+      </w:r>
+    </w:p>
+    <w:p/>
+    <w:p>
+      <w:r>
+        <w:rPr>
+          <w:sz w:val="24"/>
+        </w:rPr>
+        <w:t>18. เสียงในข้อใดเดินทางได้เร็วที่สุด</w:t>
+      </w:r>
+    </w:p>
+    <w:p>
+      <w:r>
+        <w:drawing>
+          <wp:inline xmlns:a="http://schemas.openxmlformats.org/drawingml/2006/main" xmlns:pic="http://schemas.openxmlformats.org/drawingml/2006/picture">
+            <wp:extent cx="1828800" cy="1359877"/>
+            <wp:docPr id="4" name="Picture 4"/>
+            <wp:cNvGraphicFramePr>
+              <a:graphicFrameLocks noChangeAspect="1"/>
+            </wp:cNvGraphicFramePr>
+            <a:graphic>
+              <a:graphicData uri="http://schemas.openxmlformats.org/drawingml/2006/picture">
+                <pic:pic>
+                  <pic:nvPicPr>
+                    <pic:cNvPr id="0" name="physics_img_7.png"/>
+                    <pic:cNvPicPr/>
+                  </pic:nvPicPr>
+                  <pic:blipFill>
+                    <a:blip r:embed="rId10"/>
+                    <a:stretch>
+                      <a:fillRect/>
+                    </a:stretch>
+                  </pic:blipFill>
+                  <pic:spPr>
+                    <a:xfrm>
+                      <a:off x="0" y="0"/>
+                      <a:ext cx="1828800" cy="1359877"/>
+                    </a:xfrm>
+                    <a:prstGeom prst="rect"/>
+                  </pic:spPr>
+                </pic:pic>
+              </a:graphicData>
+            </a:graphic>
+          </wp:inline>
+        </w:drawing>
+      </w:r>
+    </w:p>
+    <w:p/>
+    <w:p>
+      <w:pPr>
+        <w:ind w:left="720"/>
+      </w:pPr>
+      <w:r>
+        <w:t xml:space="preserve">    1. ก</w:t>
+      </w:r>
+    </w:p>
+    <w:p>
+      <w:pPr>
+        <w:ind w:left="720"/>
+      </w:pPr>
+      <w:r>
+        <w:t xml:space="preserve">    2. ข</w:t>
+      </w:r>
+    </w:p>
+    <w:p>
+      <w:pPr>
+        <w:ind w:left="720"/>
+      </w:pPr>
+      <w:r>
+        <w:t xml:space="preserve">    3. ค</w:t>
+      </w:r>
+    </w:p>
+    <w:p>
+      <w:pPr>
+        <w:ind w:left="720"/>
+      </w:pPr>
+      <w:r>
+        <w:t xml:space="preserve">    4. ง</w:t>
+      </w:r>
+    </w:p>
+    <w:p/>
+    <w:p>
+      <w:r>
+        <w:rPr>
+          <w:sz w:val="24"/>
+        </w:rPr>
+        <w:t>19. แหล่งเสียงความถี่ 600 Hz เคลื่อนที่ด้วยความเร็ว 20 m/s เข้าหาผู้สังเกตที่อยู่กับที่ ความถี่ที่ได้ยินเป็นเท่าใด (v = 340 m/s)</w:t>
+      </w:r>
+    </w:p>
+    <w:p>
+      <w:pPr>
+        <w:ind w:left="720"/>
+      </w:pPr>
+      <w:r>
+        <w:t xml:space="preserve">    1. ก</w:t>
+      </w:r>
+    </w:p>
+    <w:p>
+      <w:pPr>
+        <w:ind w:left="720"/>
+      </w:pPr>
+      <w:r>
+        <w:t xml:space="preserve">    2. ข</w:t>
+      </w:r>
+    </w:p>
+    <w:p>
+      <w:pPr>
+        <w:ind w:left="720"/>
+      </w:pPr>
+      <w:r>
+        <w:t xml:space="preserve">    3. ค</w:t>
+      </w:r>
+    </w:p>
+    <w:p>
+      <w:pPr>
+        <w:ind w:left="720"/>
+      </w:pPr>
+      <w:r>
+        <w:t xml:space="preserve">    4. ง</w:t>
+      </w:r>
+    </w:p>
+    <w:p/>
+    <w:p>
+      <w:r>
+        <w:rPr>
+          <w:sz w:val="24"/>
+        </w:rPr>
+        <w:t>20. เสียงดัง 120 dB สามารถทำลายการได้ยินได้หรือไม่</w:t>
+      </w:r>
+    </w:p>
+    <w:p>
+      <w:pPr>
+        <w:ind w:left="720"/>
+      </w:pPr>
+      <w:r>
+        <w:t xml:space="preserve">    1. ก</w:t>
+      </w:r>
+    </w:p>
+    <w:p>
+      <w:pPr>
+        <w:ind w:left="720"/>
+      </w:pPr>
+      <w:r>
+        <w:t xml:space="preserve">    2. ข</w:t>
+      </w:r>
+    </w:p>
+    <w:p>
+      <w:pPr>
+        <w:ind w:left="720"/>
+      </w:pPr>
+      <w:r>
+        <w:t xml:space="preserve">    3. ค</w:t>
+      </w:r>
+    </w:p>
+    <w:p>
+      <w:pPr>
+        <w:ind w:left="720"/>
+      </w:pPr>
+      <w:r>
+        <w:t xml:space="preserve">    4. ง</w:t>
+      </w:r>
+    </w:p>
+    <w:p/>
+    <w:p>
+      <w:r>
+        <w:rPr>
+          <w:sz w:val="24"/>
+        </w:rPr>
+        <w:t>21. ความถี่ของเสียงกำทินหนึ่ง 512 Hz เดินทางในอากาศด้วยอัตราเร็ว 340 m/s ความยาวคลื่นเป็นเท่าใด</w:t>
+      </w:r>
+    </w:p>
+    <w:p>
+      <w:pPr>
+        <w:ind w:left="720"/>
+      </w:pPr>
+      <w:r>
+        <w:t xml:space="preserve">    1. ก</w:t>
+      </w:r>
+    </w:p>
+    <w:p>
+      <w:pPr>
+        <w:ind w:left="720"/>
+      </w:pPr>
+      <w:r>
+        <w:t xml:space="preserve">    2. ข</w:t>
+      </w:r>
+    </w:p>
+    <w:p>
+      <w:pPr>
+        <w:ind w:left="720"/>
+      </w:pPr>
+      <w:r>
+        <w:t xml:space="preserve">    3. ค</w:t>
+      </w:r>
+    </w:p>
+    <w:p>
+      <w:pPr>
+        <w:ind w:left="720"/>
+      </w:pPr>
+      <w:r>
+        <w:t xml:space="preserve">    4. ง</w:t>
+      </w:r>
+    </w:p>
+    <w:p/>
+    <w:p>
+      <w:r>
+        <w:rPr>
+          <w:sz w:val="24"/>
+        </w:rPr>
+        <w:t>22. รถพยุมยางเสียงดัง 500 Hz วิ่งด้วยความเร็ว 30 m/s ผ่านผู้สังเกตที่ยืนอยู่ริมถนน ความถี่ที่ผู้สังเกตได้ยินเมื่อรถเข้าใกล้และเมื่อรถผ่านพ้นต่างกันเท่าใด (v = 340 m/s)</w:t>
+      </w:r>
+    </w:p>
+    <w:p>
+      <w:r>
+        <w:drawing>
+          <wp:inline xmlns:a="http://schemas.openxmlformats.org/drawingml/2006/main" xmlns:pic="http://schemas.openxmlformats.org/drawingml/2006/picture">
+            <wp:extent cx="1828800" cy="1359877"/>
+            <wp:docPr id="5" name="Picture 5"/>
+            <wp:cNvGraphicFramePr>
+              <a:graphicFrameLocks noChangeAspect="1"/>
+            </wp:cNvGraphicFramePr>
+            <a:graphic>
+              <a:graphicData uri="http://schemas.openxmlformats.org/drawingml/2006/picture">
+                <pic:pic>
+                  <pic:nvPicPr>
+                    <pic:cNvPr id="0" name="physics_img_3.png"/>
                     <pic:cNvPicPr/>
                   </pic:nvPicPr>
                   <pic:blipFill>
@@ -640,38 +1072,34 @@
     <w:p/>
     <w:p>
       <w:pPr>
-        <w:pStyle w:val="ListBullet"/>
         <w:ind w:left="720"/>
       </w:pPr>
       <w:r>
-        <w:t xml:space="preserve">    ก</w:t>
+        <w:t xml:space="preserve">    1. ก</w:t>
       </w:r>
     </w:p>
     <w:p>
       <w:pPr>
-        <w:pStyle w:val="ListBullet"/>
         <w:ind w:left="720"/>
       </w:pPr>
       <w:r>
-        <w:t xml:space="preserve">    ข</w:t>
+        <w:t xml:space="preserve">    2. ข</w:t>
       </w:r>
     </w:p>
     <w:p>
       <w:pPr>
-        <w:pStyle w:val="ListBullet"/>
         <w:ind w:left="720"/>
       </w:pPr>
       <w:r>
-        <w:t xml:space="preserve">    ค</w:t>
+        <w:t xml:space="preserve">    3. ค</w:t>
       </w:r>
     </w:p>
     <w:p>
       <w:pPr>
-        <w:pStyle w:val="ListBullet"/>
         <w:ind w:left="720"/>
       </w:pPr>
       <w:r>
-        <w:t xml:space="preserve">    ง</w:t>
+        <w:t xml:space="preserve">    4. ง</w:t>
       </w:r>
     </w:p>
     <w:p/>
@@ -680,7 +1108,89 @@
         <w:rPr>
           <w:sz w:val="24"/>
         </w:rPr>
-        <w:t>ข้อ p1_l10_014: เสียงอัลตราซาวด์มีความถี่สูงกว่าเท่าใด</w:t>
+        <w:t>23. อัตราเร็วเสียงในอากาศขึ้นอยู่กับปัจจัยใดเป็นหลัก</w:t>
+      </w:r>
+    </w:p>
+    <w:p>
+      <w:pPr>
+        <w:ind w:left="720"/>
+      </w:pPr>
+      <w:r>
+        <w:t xml:space="preserve">    1. ก</w:t>
+      </w:r>
+    </w:p>
+    <w:p>
+      <w:pPr>
+        <w:ind w:left="720"/>
+      </w:pPr>
+      <w:r>
+        <w:t xml:space="preserve">    2. ข</w:t>
+      </w:r>
+    </w:p>
+    <w:p>
+      <w:pPr>
+        <w:ind w:left="720"/>
+      </w:pPr>
+      <w:r>
+        <w:t xml:space="preserve">    3. ค</w:t>
+      </w:r>
+    </w:p>
+    <w:p>
+      <w:pPr>
+        <w:ind w:left="720"/>
+      </w:pPr>
+      <w:r>
+        <w:t xml:space="preserve">    4. ง</w:t>
+      </w:r>
+    </w:p>
+    <w:p/>
+    <w:p>
+      <w:r>
+        <w:rPr>
+          <w:sz w:val="24"/>
+        </w:rPr>
+        <w:t>24. เครื่องขยายเสียงเพิ่มกำลังเสียงจาก 1 W เป็น 100 W ระดับเสียงเพิ่มขึ้นกี่ dB</w:t>
+      </w:r>
+    </w:p>
+    <w:p>
+      <w:pPr>
+        <w:ind w:left="720"/>
+      </w:pPr>
+      <w:r>
+        <w:t xml:space="preserve">    1. ก</w:t>
+      </w:r>
+    </w:p>
+    <w:p>
+      <w:pPr>
+        <w:ind w:left="720"/>
+      </w:pPr>
+      <w:r>
+        <w:t xml:space="preserve">    2. ข</w:t>
+      </w:r>
+    </w:p>
+    <w:p>
+      <w:pPr>
+        <w:ind w:left="720"/>
+      </w:pPr>
+      <w:r>
+        <w:t xml:space="preserve">    3. ค</w:t>
+      </w:r>
+    </w:p>
+    <w:p>
+      <w:pPr>
+        <w:ind w:left="720"/>
+      </w:pPr>
+      <w:r>
+        <w:t xml:space="preserve">    4. ง</w:t>
+      </w:r>
+    </w:p>
+    <w:p/>
+    <w:p>
+      <w:r>
+        <w:rPr>
+          <w:sz w:val="24"/>
+        </w:rPr>
+        <w:t>25. ผู้สังเกตเคลื่อนที่ด้วยความเร็ว 10 m/s เข้าหาแหล่งเสียงที่อยู่กับที่ความถี่ 300 Hz ความถี่ที่ได้ยินเป็นเท่าใด (v = 340 m/s)</w:t>
       </w:r>
     </w:p>
     <w:p>
@@ -688,7 +1198,7 @@
         <w:drawing>
           <wp:inline xmlns:a="http://schemas.openxmlformats.org/drawingml/2006/main" xmlns:pic="http://schemas.openxmlformats.org/drawingml/2006/picture">
             <wp:extent cx="1828800" cy="1359877"/>
-            <wp:docPr id="3" name="Picture 3"/>
+            <wp:docPr id="6" name="Picture 6"/>
             <wp:cNvGraphicFramePr>
               <a:graphicFrameLocks noChangeAspect="1"/>
             </wp:cNvGraphicFramePr>
@@ -696,11 +1206,11 @@
               <a:graphicData uri="http://schemas.openxmlformats.org/drawingml/2006/picture">
                 <pic:pic>
                   <pic:nvPicPr>
-                    <pic:cNvPr id="0" name="physics_img_q1_l10_014.png"/>
+                    <pic:cNvPr id="0" name="physics_img_3.png"/>
                     <pic:cNvPicPr/>
                   </pic:nvPicPr>
                   <pic:blipFill>
-                    <a:blip r:embed="rId10"/>
+                    <a:blip r:embed="rId9"/>
                     <a:stretch>
                       <a:fillRect/>
                     </a:stretch>
@@ -722,607 +1232,34 @@
     <w:p/>
     <w:p>
       <w:pPr>
-        <w:pStyle w:val="ListBullet"/>
         <w:ind w:left="720"/>
       </w:pPr>
       <w:r>
-        <w:t xml:space="preserve">    ก</w:t>
+        <w:t xml:space="preserve">    1. ก</w:t>
       </w:r>
     </w:p>
     <w:p>
       <w:pPr>
-        <w:pStyle w:val="ListBullet"/>
         <w:ind w:left="720"/>
       </w:pPr>
       <w:r>
-        <w:t xml:space="preserve">    ข</w:t>
+        <w:t xml:space="preserve">    2. ข</w:t>
       </w:r>
     </w:p>
     <w:p>
       <w:pPr>
-        <w:pStyle w:val="ListBullet"/>
         <w:ind w:left="720"/>
       </w:pPr>
       <w:r>
-        <w:t xml:space="preserve">    ค</w:t>
+        <w:t xml:space="preserve">    3. ค</w:t>
       </w:r>
     </w:p>
     <w:p>
       <w:pPr>
-        <w:pStyle w:val="ListBullet"/>
         <w:ind w:left="720"/>
       </w:pPr>
       <w:r>
-        <w:t xml:space="preserve">    ง</w:t>
-      </w:r>
-    </w:p>
-    <w:p/>
-    <w:p>
-      <w:r>
-        <w:rPr>
-          <w:sz w:val="24"/>
-        </w:rPr>
-        <w:t>ข้อ p1_l10_015: เมื่อแหล่งเสียงเคลื่อนที่ห่างออกจากผู้สังเกตที่อยู่กับที่ ความถี่ที่ได้ยินจะเป็นอย่างไร</w:t>
-      </w:r>
-    </w:p>
-    <w:p>
-      <w:pPr>
-        <w:pStyle w:val="ListBullet"/>
-        <w:ind w:left="720"/>
-      </w:pPr>
-      <w:r>
-        <w:t xml:space="preserve">    ก</w:t>
-      </w:r>
-    </w:p>
-    <w:p>
-      <w:pPr>
-        <w:pStyle w:val="ListBullet"/>
-        <w:ind w:left="720"/>
-      </w:pPr>
-      <w:r>
-        <w:t xml:space="preserve">    ข</w:t>
-      </w:r>
-    </w:p>
-    <w:p>
-      <w:pPr>
-        <w:pStyle w:val="ListBullet"/>
-        <w:ind w:left="720"/>
-      </w:pPr>
-      <w:r>
-        <w:t xml:space="preserve">    ค</w:t>
-      </w:r>
-    </w:p>
-    <w:p>
-      <w:pPr>
-        <w:pStyle w:val="ListBullet"/>
-        <w:ind w:left="720"/>
-      </w:pPr>
-      <w:r>
-        <w:t xml:space="preserve">    ง</w:t>
-      </w:r>
-    </w:p>
-    <w:p/>
-    <w:p>
-      <w:r>
-        <w:rPr>
-          <w:sz w:val="24"/>
-        </w:rPr>
-        <w:t>ข้อ p1_l10_016: เสียงที่มนุษย์ได้ยินเกิดจากการสั่นของวัตถุในอากาศด้วยความถี่ประมาณเท่าใดจึงจะได้ยิน</w:t>
-      </w:r>
-    </w:p>
-    <w:p>
-      <w:pPr>
-        <w:pStyle w:val="ListBullet"/>
-        <w:ind w:left="720"/>
-      </w:pPr>
-      <w:r>
-        <w:t xml:space="preserve">    ก</w:t>
-      </w:r>
-    </w:p>
-    <w:p>
-      <w:pPr>
-        <w:pStyle w:val="ListBullet"/>
-        <w:ind w:left="720"/>
-      </w:pPr>
-      <w:r>
-        <w:t xml:space="preserve">    ข</w:t>
-      </w:r>
-    </w:p>
-    <w:p>
-      <w:pPr>
-        <w:pStyle w:val="ListBullet"/>
-        <w:ind w:left="720"/>
-      </w:pPr>
-      <w:r>
-        <w:t xml:space="preserve">    ค</w:t>
-      </w:r>
-    </w:p>
-    <w:p>
-      <w:pPr>
-        <w:pStyle w:val="ListBullet"/>
-        <w:ind w:left="720"/>
-      </w:pPr>
-      <w:r>
-        <w:t xml:space="preserve">    ง</w:t>
-      </w:r>
-    </w:p>
-    <w:p/>
-    <w:p>
-      <w:r>
-        <w:rPr>
-          <w:sz w:val="24"/>
-        </w:rPr>
-        <w:t>ข้อ p1_l10_017: ระดับเสียง 80 dB มีความเข้มเป็นกี่เท่าของ 50 dB</w:t>
-      </w:r>
-    </w:p>
-    <w:p>
-      <w:pPr>
-        <w:pStyle w:val="ListBullet"/>
-        <w:ind w:left="720"/>
-      </w:pPr>
-      <w:r>
-        <w:t xml:space="preserve">    ก</w:t>
-      </w:r>
-    </w:p>
-    <w:p>
-      <w:pPr>
-        <w:pStyle w:val="ListBullet"/>
-        <w:ind w:left="720"/>
-      </w:pPr>
-      <w:r>
-        <w:t xml:space="preserve">    ข</w:t>
-      </w:r>
-    </w:p>
-    <w:p>
-      <w:pPr>
-        <w:pStyle w:val="ListBullet"/>
-        <w:ind w:left="720"/>
-      </w:pPr>
-      <w:r>
-        <w:t xml:space="preserve">    ค</w:t>
-      </w:r>
-    </w:p>
-    <w:p>
-      <w:pPr>
-        <w:pStyle w:val="ListBullet"/>
-        <w:ind w:left="720"/>
-      </w:pPr>
-      <w:r>
-        <w:t xml:space="preserve">    ง</w:t>
-      </w:r>
-    </w:p>
-    <w:p/>
-    <w:p>
-      <w:r>
-        <w:rPr>
-          <w:sz w:val="24"/>
-        </w:rPr>
-        <w:t>ข้อ p1_l10_018: เสียงในข้อใดเดินทางได้เร็วที่สุด</w:t>
-      </w:r>
-    </w:p>
-    <w:p>
-      <w:pPr>
-        <w:pStyle w:val="ListBullet"/>
-        <w:ind w:left="720"/>
-      </w:pPr>
-      <w:r>
-        <w:t xml:space="preserve">    ก</w:t>
-      </w:r>
-    </w:p>
-    <w:p>
-      <w:pPr>
-        <w:pStyle w:val="ListBullet"/>
-        <w:ind w:left="720"/>
-      </w:pPr>
-      <w:r>
-        <w:t xml:space="preserve">    ข</w:t>
-      </w:r>
-    </w:p>
-    <w:p>
-      <w:pPr>
-        <w:pStyle w:val="ListBullet"/>
-        <w:ind w:left="720"/>
-      </w:pPr>
-      <w:r>
-        <w:t xml:space="preserve">    ค</w:t>
-      </w:r>
-    </w:p>
-    <w:p>
-      <w:pPr>
-        <w:pStyle w:val="ListBullet"/>
-        <w:ind w:left="720"/>
-      </w:pPr>
-      <w:r>
-        <w:t xml:space="preserve">    ง</w:t>
-      </w:r>
-    </w:p>
-    <w:p/>
-    <w:p>
-      <w:r>
-        <w:rPr>
-          <w:sz w:val="24"/>
-        </w:rPr>
-        <w:t>ข้อ p1_l10_019: แหล่งเสียงความถี่ 600 Hz เคลื่อนที่ด้วยความเร็ว 20 m/s เข้าหาผู้สังเกตที่อยู่กับที่ ความถี่ที่ได้ยินเป็นเท่าใด (v = 340 m/s)</w:t>
-      </w:r>
-    </w:p>
-    <w:p>
-      <w:pPr>
-        <w:pStyle w:val="ListBullet"/>
-        <w:ind w:left="720"/>
-      </w:pPr>
-      <w:r>
-        <w:t xml:space="preserve">    ก</w:t>
-      </w:r>
-    </w:p>
-    <w:p>
-      <w:pPr>
-        <w:pStyle w:val="ListBullet"/>
-        <w:ind w:left="720"/>
-      </w:pPr>
-      <w:r>
-        <w:t xml:space="preserve">    ข</w:t>
-      </w:r>
-    </w:p>
-    <w:p>
-      <w:pPr>
-        <w:pStyle w:val="ListBullet"/>
-        <w:ind w:left="720"/>
-      </w:pPr>
-      <w:r>
-        <w:t xml:space="preserve">    ค</w:t>
-      </w:r>
-    </w:p>
-    <w:p>
-      <w:pPr>
-        <w:pStyle w:val="ListBullet"/>
-        <w:ind w:left="720"/>
-      </w:pPr>
-      <w:r>
-        <w:t xml:space="preserve">    ง</w:t>
-      </w:r>
-    </w:p>
-    <w:p/>
-    <w:p>
-      <w:r>
-        <w:rPr>
-          <w:sz w:val="24"/>
-        </w:rPr>
-        <w:t>ข้อ p1_l10_020: เสียงดัง 120 dB สามารถทำลายการได้ยินได้หรือไม่</w:t>
-      </w:r>
-    </w:p>
-    <w:p>
-      <w:pPr>
-        <w:pStyle w:val="ListBullet"/>
-        <w:ind w:left="720"/>
-      </w:pPr>
-      <w:r>
-        <w:t xml:space="preserve">    ก</w:t>
-      </w:r>
-    </w:p>
-    <w:p>
-      <w:pPr>
-        <w:pStyle w:val="ListBullet"/>
-        <w:ind w:left="720"/>
-      </w:pPr>
-      <w:r>
-        <w:t xml:space="preserve">    ข</w:t>
-      </w:r>
-    </w:p>
-    <w:p>
-      <w:pPr>
-        <w:pStyle w:val="ListBullet"/>
-        <w:ind w:left="720"/>
-      </w:pPr>
-      <w:r>
-        <w:t xml:space="preserve">    ค</w:t>
-      </w:r>
-    </w:p>
-    <w:p>
-      <w:pPr>
-        <w:pStyle w:val="ListBullet"/>
-        <w:ind w:left="720"/>
-      </w:pPr>
-      <w:r>
-        <w:t xml:space="preserve">    ง</w:t>
-      </w:r>
-    </w:p>
-    <w:p/>
-    <w:p>
-      <w:r>
-        <w:rPr>
-          <w:sz w:val="24"/>
-        </w:rPr>
-        <w:t>ข้อ p1_l10_021: ความถี่ของเสียงกำทินหนึ่ง 512 Hz เดินทางในอากาศด้วยอัตราเร็ว 340 m/s ความยาวคลื่นเป็นเท่าใด</w:t>
-      </w:r>
-    </w:p>
-    <w:p>
-      <w:r>
-        <w:drawing>
-          <wp:inline xmlns:a="http://schemas.openxmlformats.org/drawingml/2006/main" xmlns:pic="http://schemas.openxmlformats.org/drawingml/2006/picture">
-            <wp:extent cx="1828800" cy="1359877"/>
-            <wp:docPr id="4" name="Picture 4"/>
-            <wp:cNvGraphicFramePr>
-              <a:graphicFrameLocks noChangeAspect="1"/>
-            </wp:cNvGraphicFramePr>
-            <a:graphic>
-              <a:graphicData uri="http://schemas.openxmlformats.org/drawingml/2006/picture">
-                <pic:pic>
-                  <pic:nvPicPr>
-                    <pic:cNvPr id="0" name="physics_img_q1_l10_014.png"/>
-                    <pic:cNvPicPr/>
-                  </pic:nvPicPr>
-                  <pic:blipFill>
-                    <a:blip r:embed="rId10"/>
-                    <a:stretch>
-                      <a:fillRect/>
-                    </a:stretch>
-                  </pic:blipFill>
-                  <pic:spPr>
-                    <a:xfrm>
-                      <a:off x="0" y="0"/>
-                      <a:ext cx="1828800" cy="1359877"/>
-                    </a:xfrm>
-                    <a:prstGeom prst="rect"/>
-                  </pic:spPr>
-                </pic:pic>
-              </a:graphicData>
-            </a:graphic>
-          </wp:inline>
-        </w:drawing>
-      </w:r>
-    </w:p>
-    <w:p/>
-    <w:p>
-      <w:pPr>
-        <w:pStyle w:val="ListBullet"/>
-        <w:ind w:left="720"/>
-      </w:pPr>
-      <w:r>
-        <w:t xml:space="preserve">    ก</w:t>
-      </w:r>
-    </w:p>
-    <w:p>
-      <w:pPr>
-        <w:pStyle w:val="ListBullet"/>
-        <w:ind w:left="720"/>
-      </w:pPr>
-      <w:r>
-        <w:t xml:space="preserve">    ข</w:t>
-      </w:r>
-    </w:p>
-    <w:p>
-      <w:pPr>
-        <w:pStyle w:val="ListBullet"/>
-        <w:ind w:left="720"/>
-      </w:pPr>
-      <w:r>
-        <w:t xml:space="preserve">    ค</w:t>
-      </w:r>
-    </w:p>
-    <w:p>
-      <w:pPr>
-        <w:pStyle w:val="ListBullet"/>
-        <w:ind w:left="720"/>
-      </w:pPr>
-      <w:r>
-        <w:t xml:space="preserve">    ง</w:t>
-      </w:r>
-    </w:p>
-    <w:p/>
-    <w:p>
-      <w:r>
-        <w:rPr>
-          <w:sz w:val="24"/>
-        </w:rPr>
-        <w:t>ข้อ p1_l10_022: รถพยุมยางเสียงดัง 500 Hz วิ่งด้วยความเร็ว 30 m/s ผ่านผู้สังเกตที่ยืนอยู่ริมถนน ความถี่ที่ผู้สังเกตได้ยินเมื่อรถเข้าใกล้และเมื่อรถผ่านพ้นต่างกันเท่าใด (v = 340 m/s)</w:t>
-      </w:r>
-    </w:p>
-    <w:p>
-      <w:r>
-        <w:drawing>
-          <wp:inline xmlns:a="http://schemas.openxmlformats.org/drawingml/2006/main" xmlns:pic="http://schemas.openxmlformats.org/drawingml/2006/picture">
-            <wp:extent cx="1828800" cy="1359877"/>
-            <wp:docPr id="5" name="Picture 5"/>
-            <wp:cNvGraphicFramePr>
-              <a:graphicFrameLocks noChangeAspect="1"/>
-            </wp:cNvGraphicFramePr>
-            <a:graphic>
-              <a:graphicData uri="http://schemas.openxmlformats.org/drawingml/2006/picture">
-                <pic:pic>
-                  <pic:nvPicPr>
-                    <pic:cNvPr id="0" name="physics_img_q1_l10_022.png"/>
-                    <pic:cNvPicPr/>
-                  </pic:nvPicPr>
-                  <pic:blipFill>
-                    <a:blip r:embed="rId11"/>
-                    <a:stretch>
-                      <a:fillRect/>
-                    </a:stretch>
-                  </pic:blipFill>
-                  <pic:spPr>
-                    <a:xfrm>
-                      <a:off x="0" y="0"/>
-                      <a:ext cx="1828800" cy="1359877"/>
-                    </a:xfrm>
-                    <a:prstGeom prst="rect"/>
-                  </pic:spPr>
-                </pic:pic>
-              </a:graphicData>
-            </a:graphic>
-          </wp:inline>
-        </w:drawing>
-      </w:r>
-    </w:p>
-    <w:p/>
-    <w:p>
-      <w:pPr>
-        <w:pStyle w:val="ListBullet"/>
-        <w:ind w:left="720"/>
-      </w:pPr>
-      <w:r>
-        <w:t xml:space="preserve">    ก</w:t>
-      </w:r>
-    </w:p>
-    <w:p>
-      <w:pPr>
-        <w:pStyle w:val="ListBullet"/>
-        <w:ind w:left="720"/>
-      </w:pPr>
-      <w:r>
-        <w:t xml:space="preserve">    ข</w:t>
-      </w:r>
-    </w:p>
-    <w:p>
-      <w:pPr>
-        <w:pStyle w:val="ListBullet"/>
-        <w:ind w:left="720"/>
-      </w:pPr>
-      <w:r>
-        <w:t xml:space="preserve">    ค</w:t>
-      </w:r>
-    </w:p>
-    <w:p>
-      <w:pPr>
-        <w:pStyle w:val="ListBullet"/>
-        <w:ind w:left="720"/>
-      </w:pPr>
-      <w:r>
-        <w:t xml:space="preserve">    ง</w:t>
-      </w:r>
-    </w:p>
-    <w:p/>
-    <w:p>
-      <w:r>
-        <w:rPr>
-          <w:sz w:val="24"/>
-        </w:rPr>
-        <w:t>ข้อ p1_l10_023: อัตราเร็วเสียงในอากาศขึ้นอยู่กับปัจจัยใดเป็นหลัก</w:t>
-      </w:r>
-    </w:p>
-    <w:p>
-      <w:pPr>
-        <w:pStyle w:val="ListBullet"/>
-        <w:ind w:left="720"/>
-      </w:pPr>
-      <w:r>
-        <w:t xml:space="preserve">    ก</w:t>
-      </w:r>
-    </w:p>
-    <w:p>
-      <w:pPr>
-        <w:pStyle w:val="ListBullet"/>
-        <w:ind w:left="720"/>
-      </w:pPr>
-      <w:r>
-        <w:t xml:space="preserve">    ข</w:t>
-      </w:r>
-    </w:p>
-    <w:p>
-      <w:pPr>
-        <w:pStyle w:val="ListBullet"/>
-        <w:ind w:left="720"/>
-      </w:pPr>
-      <w:r>
-        <w:t xml:space="preserve">    ค</w:t>
-      </w:r>
-    </w:p>
-    <w:p>
-      <w:pPr>
-        <w:pStyle w:val="ListBullet"/>
-        <w:ind w:left="720"/>
-      </w:pPr>
-      <w:r>
-        <w:t xml:space="preserve">    ง</w:t>
-      </w:r>
-    </w:p>
-    <w:p/>
-    <w:p>
-      <w:r>
-        <w:rPr>
-          <w:sz w:val="24"/>
-        </w:rPr>
-        <w:t>ข้อ p1_l10_024: เครื่องขยายเสียงเพิ่มกำลังเสียงจาก 1 W เป็น 100 W ระดับเสียงเพิ่มขึ้นกี่ dB</w:t>
-      </w:r>
-    </w:p>
-    <w:p>
-      <w:pPr>
-        <w:pStyle w:val="ListBullet"/>
-        <w:ind w:left="720"/>
-      </w:pPr>
-      <w:r>
-        <w:t xml:space="preserve">    ก</w:t>
-      </w:r>
-    </w:p>
-    <w:p>
-      <w:pPr>
-        <w:pStyle w:val="ListBullet"/>
-        <w:ind w:left="720"/>
-      </w:pPr>
-      <w:r>
-        <w:t xml:space="preserve">    ข</w:t>
-      </w:r>
-    </w:p>
-    <w:p>
-      <w:pPr>
-        <w:pStyle w:val="ListBullet"/>
-        <w:ind w:left="720"/>
-      </w:pPr>
-      <w:r>
-        <w:t xml:space="preserve">    ค</w:t>
-      </w:r>
-    </w:p>
-    <w:p>
-      <w:pPr>
-        <w:pStyle w:val="ListBullet"/>
-        <w:ind w:left="720"/>
-      </w:pPr>
-      <w:r>
-        <w:t xml:space="preserve">    ง</w:t>
-      </w:r>
-    </w:p>
-    <w:p/>
-    <w:p>
-      <w:r>
-        <w:rPr>
-          <w:sz w:val="24"/>
-        </w:rPr>
-        <w:t>ข้อ p1_l10_025: ผู้สังเกตเคลื่อนที่ด้วยความเร็ว 10 m/s เข้าหาแหล่งเสียงที่อยู่กับที่ความถี่ 300 Hz ความถี่ที่ได้ยินเป็นเท่าใด (v = 340 m/s)</w:t>
-      </w:r>
-    </w:p>
-    <w:p>
-      <w:pPr>
-        <w:pStyle w:val="ListBullet"/>
-        <w:ind w:left="720"/>
-      </w:pPr>
-      <w:r>
-        <w:t xml:space="preserve">    ก</w:t>
-      </w:r>
-    </w:p>
-    <w:p>
-      <w:pPr>
-        <w:pStyle w:val="ListBullet"/>
-        <w:ind w:left="720"/>
-      </w:pPr>
-      <w:r>
-        <w:t xml:space="preserve">    ข</w:t>
-      </w:r>
-    </w:p>
-    <w:p>
-      <w:pPr>
-        <w:pStyle w:val="ListBullet"/>
-        <w:ind w:left="720"/>
-      </w:pPr>
-      <w:r>
-        <w:t xml:space="preserve">    ค</w:t>
-      </w:r>
-    </w:p>
-    <w:p>
-      <w:pPr>
-        <w:pStyle w:val="ListBullet"/>
-        <w:ind w:left="720"/>
-      </w:pPr>
-      <w:r>
-        <w:t xml:space="preserve">    ง</w:t>
+        <w:t xml:space="preserve">    4. ง</w:t>
       </w:r>
     </w:p>
     <w:p/>

--- a/physics_course/word/lesson10.docx
+++ b/physics_course/word/lesson10.docx
@@ -106,43 +106,6 @@
         <w:t>3. เมื่อรถพยุมยางเสียงดังเข้าหาผู้สังเกตที่อยู่กับที่ ผู้สังเกตจะได้ยินเสียงอย่างไร</w:t>
       </w:r>
     </w:p>
-    <w:p>
-      <w:r>
-        <w:drawing>
-          <wp:inline xmlns:a="http://schemas.openxmlformats.org/drawingml/2006/main" xmlns:pic="http://schemas.openxmlformats.org/drawingml/2006/picture">
-            <wp:extent cx="1828800" cy="1359877"/>
-            <wp:docPr id="1" name="Picture 1"/>
-            <wp:cNvGraphicFramePr>
-              <a:graphicFrameLocks noChangeAspect="1"/>
-            </wp:cNvGraphicFramePr>
-            <a:graphic>
-              <a:graphicData uri="http://schemas.openxmlformats.org/drawingml/2006/picture">
-                <pic:pic>
-                  <pic:nvPicPr>
-                    <pic:cNvPr id="0" name="physics_img_3.png"/>
-                    <pic:cNvPicPr/>
-                  </pic:nvPicPr>
-                  <pic:blipFill>
-                    <a:blip r:embed="rId9"/>
-                    <a:stretch>
-                      <a:fillRect/>
-                    </a:stretch>
-                  </pic:blipFill>
-                  <pic:spPr>
-                    <a:xfrm>
-                      <a:off x="0" y="0"/>
-                      <a:ext cx="1828800" cy="1359877"/>
-                    </a:xfrm>
-                    <a:prstGeom prst="rect"/>
-                  </pic:spPr>
-                </pic:pic>
-              </a:graphicData>
-            </a:graphic>
-          </wp:inline>
-        </w:drawing>
-      </w:r>
-    </w:p>
-    <w:p/>
     <w:p>
       <w:pPr>
         <w:ind w:left="720"/>
@@ -307,43 +270,6 @@
         <w:t>7. ข้อใดต่อไปนี้ไม่ใช่ปัจจัยที่มีผลต่ออัตราเร็วเสียงในอากาศ</w:t>
       </w:r>
     </w:p>
-    <w:p>
-      <w:r>
-        <w:drawing>
-          <wp:inline xmlns:a="http://schemas.openxmlformats.org/drawingml/2006/main" xmlns:pic="http://schemas.openxmlformats.org/drawingml/2006/picture">
-            <wp:extent cx="1828800" cy="1359877"/>
-            <wp:docPr id="2" name="Picture 2"/>
-            <wp:cNvGraphicFramePr>
-              <a:graphicFrameLocks noChangeAspect="1"/>
-            </wp:cNvGraphicFramePr>
-            <a:graphic>
-              <a:graphicData uri="http://schemas.openxmlformats.org/drawingml/2006/picture">
-                <pic:pic>
-                  <pic:nvPicPr>
-                    <pic:cNvPr id="0" name="physics_img_7.png"/>
-                    <pic:cNvPicPr/>
-                  </pic:nvPicPr>
-                  <pic:blipFill>
-                    <a:blip r:embed="rId10"/>
-                    <a:stretch>
-                      <a:fillRect/>
-                    </a:stretch>
-                  </pic:blipFill>
-                  <pic:spPr>
-                    <a:xfrm>
-                      <a:off x="0" y="0"/>
-                      <a:ext cx="1828800" cy="1359877"/>
-                    </a:xfrm>
-                    <a:prstGeom prst="rect"/>
-                  </pic:spPr>
-                </pic:pic>
-              </a:graphicData>
-            </a:graphic>
-          </wp:inline>
-        </w:drawing>
-      </w:r>
-    </w:p>
-    <w:p/>
     <w:p>
       <w:pPr>
         <w:ind w:left="720"/>
@@ -632,43 +558,6 @@
       </w:r>
     </w:p>
     <w:p>
-      <w:r>
-        <w:drawing>
-          <wp:inline xmlns:a="http://schemas.openxmlformats.org/drawingml/2006/main" xmlns:pic="http://schemas.openxmlformats.org/drawingml/2006/picture">
-            <wp:extent cx="1828800" cy="1359877"/>
-            <wp:docPr id="3" name="Picture 3"/>
-            <wp:cNvGraphicFramePr>
-              <a:graphicFrameLocks noChangeAspect="1"/>
-            </wp:cNvGraphicFramePr>
-            <a:graphic>
-              <a:graphicData uri="http://schemas.openxmlformats.org/drawingml/2006/picture">
-                <pic:pic>
-                  <pic:nvPicPr>
-                    <pic:cNvPr id="0" name="physics_img_14.png"/>
-                    <pic:cNvPicPr/>
-                  </pic:nvPicPr>
-                  <pic:blipFill>
-                    <a:blip r:embed="rId11"/>
-                    <a:stretch>
-                      <a:fillRect/>
-                    </a:stretch>
-                  </pic:blipFill>
-                  <pic:spPr>
-                    <a:xfrm>
-                      <a:off x="0" y="0"/>
-                      <a:ext cx="1828800" cy="1359877"/>
-                    </a:xfrm>
-                    <a:prstGeom prst="rect"/>
-                  </pic:spPr>
-                </pic:pic>
-              </a:graphicData>
-            </a:graphic>
-          </wp:inline>
-        </w:drawing>
-      </w:r>
-    </w:p>
-    <w:p/>
-    <w:p>
       <w:pPr>
         <w:ind w:left="720"/>
       </w:pPr>
@@ -832,43 +721,6 @@
         <w:t>18. เสียงในข้อใดเดินทางได้เร็วที่สุด</w:t>
       </w:r>
     </w:p>
-    <w:p>
-      <w:r>
-        <w:drawing>
-          <wp:inline xmlns:a="http://schemas.openxmlformats.org/drawingml/2006/main" xmlns:pic="http://schemas.openxmlformats.org/drawingml/2006/picture">
-            <wp:extent cx="1828800" cy="1359877"/>
-            <wp:docPr id="4" name="Picture 4"/>
-            <wp:cNvGraphicFramePr>
-              <a:graphicFrameLocks noChangeAspect="1"/>
-            </wp:cNvGraphicFramePr>
-            <a:graphic>
-              <a:graphicData uri="http://schemas.openxmlformats.org/drawingml/2006/picture">
-                <pic:pic>
-                  <pic:nvPicPr>
-                    <pic:cNvPr id="0" name="physics_img_7.png"/>
-                    <pic:cNvPicPr/>
-                  </pic:nvPicPr>
-                  <pic:blipFill>
-                    <a:blip r:embed="rId10"/>
-                    <a:stretch>
-                      <a:fillRect/>
-                    </a:stretch>
-                  </pic:blipFill>
-                  <pic:spPr>
-                    <a:xfrm>
-                      <a:off x="0" y="0"/>
-                      <a:ext cx="1828800" cy="1359877"/>
-                    </a:xfrm>
-                    <a:prstGeom prst="rect"/>
-                  </pic:spPr>
-                </pic:pic>
-              </a:graphicData>
-            </a:graphic>
-          </wp:inline>
-        </w:drawing>
-      </w:r>
-    </w:p>
-    <w:p/>
     <w:p>
       <w:pPr>
         <w:ind w:left="720"/>
@@ -1034,43 +886,6 @@
       </w:r>
     </w:p>
     <w:p>
-      <w:r>
-        <w:drawing>
-          <wp:inline xmlns:a="http://schemas.openxmlformats.org/drawingml/2006/main" xmlns:pic="http://schemas.openxmlformats.org/drawingml/2006/picture">
-            <wp:extent cx="1828800" cy="1359877"/>
-            <wp:docPr id="5" name="Picture 5"/>
-            <wp:cNvGraphicFramePr>
-              <a:graphicFrameLocks noChangeAspect="1"/>
-            </wp:cNvGraphicFramePr>
-            <a:graphic>
-              <a:graphicData uri="http://schemas.openxmlformats.org/drawingml/2006/picture">
-                <pic:pic>
-                  <pic:nvPicPr>
-                    <pic:cNvPr id="0" name="physics_img_3.png"/>
-                    <pic:cNvPicPr/>
-                  </pic:nvPicPr>
-                  <pic:blipFill>
-                    <a:blip r:embed="rId9"/>
-                    <a:stretch>
-                      <a:fillRect/>
-                    </a:stretch>
-                  </pic:blipFill>
-                  <pic:spPr>
-                    <a:xfrm>
-                      <a:off x="0" y="0"/>
-                      <a:ext cx="1828800" cy="1359877"/>
-                    </a:xfrm>
-                    <a:prstGeom prst="rect"/>
-                  </pic:spPr>
-                </pic:pic>
-              </a:graphicData>
-            </a:graphic>
-          </wp:inline>
-        </w:drawing>
-      </w:r>
-    </w:p>
-    <w:p/>
-    <w:p>
       <w:pPr>
         <w:ind w:left="720"/>
       </w:pPr>
@@ -1193,43 +1008,6 @@
         <w:t>25. ผู้สังเกตเคลื่อนที่ด้วยความเร็ว 10 m/s เข้าหาแหล่งเสียงที่อยู่กับที่ความถี่ 300 Hz ความถี่ที่ได้ยินเป็นเท่าใด (v = 340 m/s)</w:t>
       </w:r>
     </w:p>
-    <w:p>
-      <w:r>
-        <w:drawing>
-          <wp:inline xmlns:a="http://schemas.openxmlformats.org/drawingml/2006/main" xmlns:pic="http://schemas.openxmlformats.org/drawingml/2006/picture">
-            <wp:extent cx="1828800" cy="1359877"/>
-            <wp:docPr id="6" name="Picture 6"/>
-            <wp:cNvGraphicFramePr>
-              <a:graphicFrameLocks noChangeAspect="1"/>
-            </wp:cNvGraphicFramePr>
-            <a:graphic>
-              <a:graphicData uri="http://schemas.openxmlformats.org/drawingml/2006/picture">
-                <pic:pic>
-                  <pic:nvPicPr>
-                    <pic:cNvPr id="0" name="physics_img_3.png"/>
-                    <pic:cNvPicPr/>
-                  </pic:nvPicPr>
-                  <pic:blipFill>
-                    <a:blip r:embed="rId9"/>
-                    <a:stretch>
-                      <a:fillRect/>
-                    </a:stretch>
-                  </pic:blipFill>
-                  <pic:spPr>
-                    <a:xfrm>
-                      <a:off x="0" y="0"/>
-                      <a:ext cx="1828800" cy="1359877"/>
-                    </a:xfrm>
-                    <a:prstGeom prst="rect"/>
-                  </pic:spPr>
-                </pic:pic>
-              </a:graphicData>
-            </a:graphic>
-          </wp:inline>
-        </w:drawing>
-      </w:r>
-    </w:p>
-    <w:p/>
     <w:p>
       <w:pPr>
         <w:ind w:left="720"/>
